--- a/modelos/13_treinamento_vias_urbanas.docx
+++ b/modelos/13_treinamento_vias_urbanas.docx
@@ -29,6 +29,7 @@
             <w:tcBorders>
               <w:top w:val="single" w:sz="4" w:space="0" w:color="auto"/>
               <w:left w:val="single" w:sz="4" w:space="0" w:color="auto"/>
+              <w:bottom w:val="single" w:sz="4" w:space="0" w:color="auto"/>
               <w:right w:val="single" w:sz="4" w:space="0" w:color="auto"/>
             </w:tcBorders>
             <w:shd w:val="clear" w:color="auto" w:fill="D9D9D9" w:themeFill="background1" w:themeFillShade="D9"/>
@@ -173,11 +174,25 @@
               </w:rPr>
               <w:t>Funcionário</w:t>
             </w:r>
-            <w:r>
-              <w:rPr>
-                <w:rFonts w:ascii="Arial" w:hAnsi="Arial" w:cs="Arial"/>
-              </w:rPr>
-              <w:t>:  @nome</w:t>
+            <w:proofErr w:type="gramStart"/>
+            <w:r>
+              <w:rPr>
+                <w:rFonts w:ascii="Arial" w:hAnsi="Arial" w:cs="Arial"/>
+              </w:rPr>
+              <w:t xml:space="preserve">:  </w:t>
+            </w:r>
+            <w:r>
+              <w:rPr>
+                <w:rFonts w:ascii="Arial" w:hAnsi="Arial" w:cs="Arial"/>
+              </w:rPr>
+              <w:t>{</w:t>
+            </w:r>
+            <w:proofErr w:type="gramEnd"/>
+            <w:r>
+              <w:rPr>
+                <w:rFonts w:ascii="Arial" w:hAnsi="Arial" w:cs="Arial"/>
+              </w:rPr>
+              <w:t>{NOME}}</w:t>
             </w:r>
           </w:p>
         </w:tc>
@@ -214,7 +229,7 @@
               <w:rPr>
                 <w:rFonts w:ascii="Arial" w:hAnsi="Arial" w:cs="Arial"/>
               </w:rPr>
-              <w:t>:  @matricula</w:t>
+              <w:t xml:space="preserve">:  </w:t>
             </w:r>
           </w:p>
         </w:tc>
@@ -256,7 +271,27 @@
               <w:rPr>
                 <w:rFonts w:ascii="Arial" w:hAnsi="Arial" w:cs="Arial"/>
               </w:rPr>
-              <w:t>:   @funcao</w:t>
+              <w:t>:</w:t>
+            </w:r>
+            <w:proofErr w:type="gramStart"/>
+            <w:r>
+              <w:rPr>
+                <w:rFonts w:ascii="Arial" w:hAnsi="Arial" w:cs="Arial"/>
+              </w:rPr>
+              <w:t xml:space="preserve">   </w:t>
+            </w:r>
+            <w:r>
+              <w:rPr>
+                <w:rFonts w:ascii="Arial" w:hAnsi="Arial" w:cs="Arial"/>
+              </w:rPr>
+              <w:t>{</w:t>
+            </w:r>
+            <w:proofErr w:type="gramEnd"/>
+            <w:r>
+              <w:rPr>
+                <w:rFonts w:ascii="Arial" w:hAnsi="Arial" w:cs="Arial"/>
+              </w:rPr>
+              <w:t>{CARGO}}</w:t>
             </w:r>
           </w:p>
         </w:tc>
@@ -294,11 +329,25 @@
               </w:rPr>
               <w:t>Admissão</w:t>
             </w:r>
-            <w:r>
-              <w:rPr>
-                <w:rFonts w:ascii="Arial" w:hAnsi="Arial" w:cs="Arial"/>
-              </w:rPr>
-              <w:t>:  @dt_adm</w:t>
+            <w:proofErr w:type="gramStart"/>
+            <w:r>
+              <w:rPr>
+                <w:rFonts w:ascii="Arial" w:hAnsi="Arial" w:cs="Arial"/>
+              </w:rPr>
+              <w:t xml:space="preserve">:  </w:t>
+            </w:r>
+            <w:r>
+              <w:rPr>
+                <w:rFonts w:ascii="Arial" w:hAnsi="Arial" w:cs="Arial"/>
+              </w:rPr>
+              <w:t>{</w:t>
+            </w:r>
+            <w:proofErr w:type="gramEnd"/>
+            <w:r>
+              <w:rPr>
+                <w:rFonts w:ascii="Arial" w:hAnsi="Arial" w:cs="Arial"/>
+              </w:rPr>
+              <w:t>{DATA_ADMISSAO}}</w:t>
             </w:r>
           </w:p>
         </w:tc>
@@ -336,11 +385,25 @@
               </w:rPr>
               <w:t>Lotação</w:t>
             </w:r>
-            <w:r>
-              <w:rPr>
-                <w:rFonts w:ascii="Arial" w:hAnsi="Arial" w:cs="Arial"/>
-              </w:rPr>
-              <w:t>:  @lotacao</w:t>
+            <w:proofErr w:type="gramStart"/>
+            <w:r>
+              <w:rPr>
+                <w:rFonts w:ascii="Arial" w:hAnsi="Arial" w:cs="Arial"/>
+              </w:rPr>
+              <w:t xml:space="preserve">:  </w:t>
+            </w:r>
+            <w:r>
+              <w:rPr>
+                <w:rFonts w:ascii="Arial" w:hAnsi="Arial" w:cs="Arial"/>
+              </w:rPr>
+              <w:t>{</w:t>
+            </w:r>
+            <w:proofErr w:type="gramEnd"/>
+            <w:r>
+              <w:rPr>
+                <w:rFonts w:ascii="Arial" w:hAnsi="Arial" w:cs="Arial"/>
+              </w:rPr>
+              <w:t>{LOTACAO}}</w:t>
             </w:r>
           </w:p>
         </w:tc>
@@ -370,7 +433,7 @@
       </w:tr>
       <w:tr>
         <w:trPr>
-          <w:trHeight w:val="500"/>
+          <w:trHeight w:val="601"/>
         </w:trPr>
         <w:tc>
           <w:tcPr>
@@ -401,13 +464,19 @@
                 <w:b/>
                 <w:bCs/>
               </w:rPr>
-              <w:t xml:space="preserve">Nº CTPS:  </w:t>
-            </w:r>
-            <w:r>
-              <w:rPr>
-                <w:rFonts w:ascii="Arial" w:hAnsi="Arial" w:cs="Arial"/>
-              </w:rPr>
-              <w:t>@ctps</w:t>
+              <w:t>Nº CPF</w:t>
+            </w:r>
+            <w:r>
+              <w:rPr>
+                <w:rFonts w:ascii="Arial" w:hAnsi="Arial" w:cs="Arial"/>
+              </w:rPr>
+              <w:t xml:space="preserve">: </w:t>
+            </w:r>
+            <w:r>
+              <w:rPr>
+                <w:rFonts w:ascii="Arial" w:hAnsi="Arial" w:cs="Arial"/>
+              </w:rPr>
+              <w:t>{{CPF}}</w:t>
             </w:r>
           </w:p>
         </w:tc>
@@ -432,20 +501,6 @@
                 <w:szCs w:val="24"/>
               </w:rPr>
             </w:pPr>
-            <w:r>
-              <w:rPr>
-                <w:rFonts w:ascii="Arial" w:hAnsi="Arial" w:cs="Arial"/>
-                <w:b/>
-                <w:bCs/>
-              </w:rPr>
-              <w:t>Nº RG</w:t>
-            </w:r>
-            <w:r>
-              <w:rPr>
-                <w:rFonts w:ascii="Arial" w:hAnsi="Arial" w:cs="Arial"/>
-              </w:rPr>
-              <w:t>: @rg</w:t>
-            </w:r>
           </w:p>
         </w:tc>
         <w:tc>
@@ -474,13 +529,125 @@
                 <w:b/>
                 <w:bCs/>
               </w:rPr>
-              <w:t xml:space="preserve"> Nº CPF</w:t>
-            </w:r>
-            <w:r>
-              <w:rPr>
-                <w:rFonts w:ascii="Arial" w:hAnsi="Arial" w:cs="Arial"/>
-              </w:rPr>
-              <w:t>: @cpf</w:t>
+              <w:t xml:space="preserve"> </w:t>
+            </w:r>
+          </w:p>
+        </w:tc>
+      </w:tr>
+      <w:tr>
+        <w:trPr>
+          <w:trHeight w:val="188"/>
+        </w:trPr>
+        <w:tc>
+          <w:tcPr>
+            <w:tcW w:w="10520" w:type="dxa"/>
+            <w:gridSpan w:val="7"/>
+            <w:tcBorders>
+              <w:top w:val="single" w:sz="4" w:space="0" w:color="auto"/>
+              <w:left w:val="single" w:sz="4" w:space="0" w:color="auto"/>
+              <w:right w:val="single" w:sz="4" w:space="0" w:color="auto"/>
+            </w:tcBorders>
+            <w:shd w:val="clear" w:color="auto" w:fill="D9D9D9" w:themeFill="background1" w:themeFillShade="D9"/>
+          </w:tcPr>
+          <w:p>
+            <w:pPr>
+              <w:pStyle w:val="PargrafodaLista"/>
+              <w:numPr>
+                <w:ilvl w:val="0"/>
+                <w:numId w:val="9"/>
+              </w:numPr>
+              <w:jc w:val="center"/>
+              <w:rPr>
+                <w:rFonts w:ascii="Arial" w:hAnsi="Arial" w:cs="Arial"/>
+                <w:b/>
+                <w:bCs/>
+                <w:sz w:val="20"/>
+                <w:szCs w:val="20"/>
+              </w:rPr>
+            </w:pPr>
+            <w:r>
+              <w:rPr>
+                <w:rFonts w:ascii="Arial" w:hAnsi="Arial" w:cs="Arial"/>
+                <w:b/>
+                <w:bCs/>
+                <w:sz w:val="20"/>
+                <w:szCs w:val="20"/>
+              </w:rPr>
+              <w:t>Objetivo</w:t>
+            </w:r>
+          </w:p>
+        </w:tc>
+      </w:tr>
+      <w:tr>
+        <w:trPr>
+          <w:trHeight w:val="188"/>
+        </w:trPr>
+        <w:tc>
+          <w:tcPr>
+            <w:tcW w:w="10520" w:type="dxa"/>
+            <w:gridSpan w:val="7"/>
+            <w:tcBorders>
+              <w:top w:val="nil"/>
+              <w:left w:val="single" w:sz="4" w:space="0" w:color="auto"/>
+              <w:right w:val="single" w:sz="4" w:space="0" w:color="auto"/>
+            </w:tcBorders>
+          </w:tcPr>
+          <w:p>
+            <w:pPr>
+              <w:spacing w:after="20"/>
+              <w:jc w:val="both"/>
+              <w:rPr>
+                <w:rFonts w:ascii="Arial" w:hAnsi="Arial" w:cs="Arial"/>
+                <w:sz w:val="16"/>
+                <w:szCs w:val="16"/>
+              </w:rPr>
+            </w:pPr>
+            <w:r>
+              <w:rPr>
+                <w:rFonts w:ascii="Arial" w:hAnsi="Arial" w:cs="Arial"/>
+                <w:sz w:val="16"/>
+                <w:szCs w:val="16"/>
+              </w:rPr>
+              <w:t>Este treinamento tem por objetivo capacitar os trabalhadores da JS Construtora e Locadora Ltda para a execução segura de atividades em vias públicas urbanas, estaduais e federais, prevenindo acidentes de trânsito, atropelamentos e colisões durante a realização de serviços de pavimentação, manutenção e obras em pista.</w:t>
+            </w:r>
+          </w:p>
+          <w:p>
+            <w:pPr>
+              <w:pStyle w:val="PargrafodaLista"/>
+              <w:spacing w:after="20"/>
+              <w:ind w:left="0"/>
+              <w:jc w:val="both"/>
+              <w:rPr>
+                <w:rFonts w:ascii="Arial" w:hAnsi="Arial" w:cs="Arial"/>
+                <w:sz w:val="16"/>
+                <w:szCs w:val="16"/>
+              </w:rPr>
+            </w:pPr>
+            <w:r>
+              <w:rPr>
+                <w:rFonts w:ascii="Arial" w:hAnsi="Arial" w:cs="Arial"/>
+                <w:sz w:val="16"/>
+                <w:szCs w:val="16"/>
+              </w:rPr>
+              <w:t xml:space="preserve">Aplica-se a todos os trabalhadores que executam atividades operacionais em campo, incluindo ajudantes, </w:t>
+            </w:r>
+            <w:proofErr w:type="spellStart"/>
+            <w:r>
+              <w:rPr>
+                <w:rFonts w:ascii="Arial" w:hAnsi="Arial" w:cs="Arial"/>
+                <w:sz w:val="16"/>
+                <w:szCs w:val="16"/>
+              </w:rPr>
+              <w:t>rasteleiros</w:t>
+            </w:r>
+            <w:proofErr w:type="spellEnd"/>
+            <w:r>
+              <w:rPr>
+                <w:rFonts w:ascii="Arial" w:hAnsi="Arial" w:cs="Arial"/>
+                <w:sz w:val="16"/>
+                <w:szCs w:val="16"/>
+              </w:rPr>
+              <w:t>, operadores de equipamentos, motoristas e encarregados.</w:t>
             </w:r>
           </w:p>
         </w:tc>
@@ -524,7 +691,7 @@
                 <w:sz w:val="20"/>
                 <w:szCs w:val="20"/>
               </w:rPr>
-              <w:t>Objetivo</w:t>
+              <w:t>Carga Horária</w:t>
             </w:r>
           </w:p>
         </w:tc>
@@ -549,56 +716,21 @@
               <w:jc w:val="both"/>
               <w:rPr>
                 <w:rFonts w:ascii="Arial" w:hAnsi="Arial" w:cs="Arial"/>
-                <w:sz w:val="16"/>
-                <w:szCs w:val="16"/>
-              </w:rPr>
-            </w:pPr>
-            <w:r>
-              <w:rPr>
-                <w:rFonts w:ascii="Arial" w:hAnsi="Arial" w:cs="Arial"/>
-                <w:sz w:val="16"/>
-                <w:szCs w:val="16"/>
-              </w:rPr>
-              <w:t>Este treinamento tem por objetivo capacitar os trabalhadores da JS Construtora e Locadora Ltda para a execução segura de atividades em vias públicas urbanas, estaduais e federais, prevenindo acidentes de trânsito, atropelamentos e colisões durante a realização de serviços de pavimentação, manutenção e obras em pista.</w:t>
-            </w:r>
-          </w:p>
-          <w:p>
-            <w:pPr>
-              <w:pStyle w:val="PargrafodaLista"/>
-              <w:spacing w:after="20"/>
-              <w:ind w:left="0"/>
-              <w:jc w:val="both"/>
-              <w:rPr>
-                <w:rFonts w:ascii="Arial" w:hAnsi="Arial" w:cs="Arial"/>
-                <w:sz w:val="16"/>
-                <w:szCs w:val="16"/>
-              </w:rPr>
-            </w:pPr>
-            <w:r>
-              <w:rPr>
-                <w:rFonts w:ascii="Arial" w:hAnsi="Arial" w:cs="Arial"/>
-                <w:sz w:val="16"/>
-                <w:szCs w:val="16"/>
-              </w:rPr>
-              <w:t xml:space="preserve">Aplica-se a todos os trabalhadores que executam atividades operacionais em campo, incluindo ajudantes, </w:t>
-            </w:r>
-            <w:proofErr w:type="spellStart"/>
-            <w:r>
-              <w:rPr>
-                <w:rFonts w:ascii="Arial" w:hAnsi="Arial" w:cs="Arial"/>
-                <w:sz w:val="16"/>
-                <w:szCs w:val="16"/>
-              </w:rPr>
-              <w:t>rasteleiros</w:t>
-            </w:r>
-            <w:proofErr w:type="spellEnd"/>
-            <w:r>
-              <w:rPr>
-                <w:rFonts w:ascii="Arial" w:hAnsi="Arial" w:cs="Arial"/>
-                <w:sz w:val="16"/>
-                <w:szCs w:val="16"/>
-              </w:rPr>
-              <w:t>, operadores de equipamentos, motoristas e encarregados.</w:t>
+                <w:bCs/>
+                <w:sz w:val="16"/>
+                <w:szCs w:val="16"/>
+                <w:shd w:val="clear" w:color="auto" w:fill="FFFFFF"/>
+              </w:rPr>
+            </w:pPr>
+            <w:r>
+              <w:rPr>
+                <w:rFonts w:ascii="Arial" w:hAnsi="Arial" w:cs="Arial"/>
+                <w:bCs/>
+                <w:sz w:val="16"/>
+                <w:szCs w:val="16"/>
+                <w:shd w:val="clear" w:color="auto" w:fill="FFFFFF"/>
+              </w:rPr>
+              <w:t>04 horas</w:t>
             </w:r>
           </w:p>
         </w:tc>
@@ -642,7 +774,7 @@
                 <w:sz w:val="20"/>
                 <w:szCs w:val="20"/>
               </w:rPr>
-              <w:t>Carga Horária</w:t>
+              <w:t>Riscos</w:t>
             </w:r>
           </w:p>
         </w:tc>
@@ -667,21 +799,245 @@
               <w:jc w:val="both"/>
               <w:rPr>
                 <w:rFonts w:ascii="Arial" w:hAnsi="Arial" w:cs="Arial"/>
+                <w:sz w:val="16"/>
+                <w:szCs w:val="16"/>
+              </w:rPr>
+            </w:pPr>
+            <w:r>
+              <w:rPr>
+                <w:rFonts w:ascii="Arial" w:hAnsi="Arial" w:cs="Arial"/>
+                <w:sz w:val="16"/>
+                <w:szCs w:val="16"/>
+              </w:rPr>
+              <w:t>O PGR da JS Construtora classifica o risco de atropelamento como Substancial para todos os cargos operacionais, sendo considerado o risco de maior gravidade nas frentes de obra em rodovias.</w:t>
+            </w:r>
+          </w:p>
+          <w:p>
+            <w:pPr>
+              <w:spacing w:after="20"/>
+              <w:jc w:val="both"/>
+              <w:rPr>
+                <w:rFonts w:ascii="Arial" w:hAnsi="Arial" w:cs="Arial"/>
+                <w:b/>
                 <w:bCs/>
                 <w:sz w:val="16"/>
                 <w:szCs w:val="16"/>
-                <w:shd w:val="clear" w:color="auto" w:fill="FFFFFF"/>
-              </w:rPr>
-            </w:pPr>
-            <w:r>
-              <w:rPr>
-                <w:rFonts w:ascii="Arial" w:hAnsi="Arial" w:cs="Arial"/>
+              </w:rPr>
+            </w:pPr>
+            <w:r>
+              <w:rPr>
+                <w:rFonts w:ascii="Arial" w:hAnsi="Arial" w:cs="Arial"/>
+                <w:b/>
                 <w:bCs/>
                 <w:sz w:val="16"/>
                 <w:szCs w:val="16"/>
-                <w:shd w:val="clear" w:color="auto" w:fill="FFFFFF"/>
-              </w:rPr>
-              <w:t>04 horas</w:t>
+              </w:rPr>
+              <w:t>3.1 Atropelamento e Colisão</w:t>
+            </w:r>
+          </w:p>
+          <w:p>
+            <w:pPr>
+              <w:spacing w:after="20"/>
+              <w:jc w:val="both"/>
+              <w:rPr>
+                <w:rFonts w:ascii="Arial" w:hAnsi="Arial" w:cs="Arial"/>
+                <w:sz w:val="16"/>
+                <w:szCs w:val="16"/>
+              </w:rPr>
+            </w:pPr>
+            <w:r>
+              <w:rPr>
+                <w:rFonts w:ascii="Arial" w:hAnsi="Arial" w:cs="Arial"/>
+                <w:sz w:val="16"/>
+                <w:szCs w:val="16"/>
+              </w:rPr>
+              <w:t>Ocorre pela circulação simultânea de trabalhadores a pé e veículos em alta velocidade na mesma faixa ou em faixas adjacentes à área de trabalho. É o risco de maior potencial de gravidade — pode resultar em morte ou lesões permanentes.</w:t>
+            </w:r>
+          </w:p>
+          <w:p>
+            <w:pPr>
+              <w:spacing w:after="20"/>
+              <w:jc w:val="both"/>
+              <w:rPr>
+                <w:rFonts w:ascii="Arial" w:hAnsi="Arial" w:cs="Arial"/>
+                <w:b/>
+                <w:bCs/>
+                <w:sz w:val="16"/>
+                <w:szCs w:val="16"/>
+              </w:rPr>
+            </w:pPr>
+            <w:r>
+              <w:rPr>
+                <w:rFonts w:ascii="Arial" w:hAnsi="Arial" w:cs="Arial"/>
+                <w:b/>
+                <w:bCs/>
+                <w:sz w:val="16"/>
+                <w:szCs w:val="16"/>
+              </w:rPr>
+              <w:t>3.2 Colisão entre Equipamentos e Veículos</w:t>
+            </w:r>
+          </w:p>
+          <w:p>
+            <w:pPr>
+              <w:spacing w:after="20"/>
+              <w:jc w:val="both"/>
+              <w:rPr>
+                <w:rFonts w:ascii="Arial" w:hAnsi="Arial" w:cs="Arial"/>
+                <w:sz w:val="16"/>
+                <w:szCs w:val="16"/>
+              </w:rPr>
+            </w:pPr>
+            <w:r>
+              <w:rPr>
+                <w:rFonts w:ascii="Arial" w:hAnsi="Arial" w:cs="Arial"/>
+                <w:sz w:val="16"/>
+                <w:szCs w:val="16"/>
+              </w:rPr>
+              <w:t xml:space="preserve">Caminhões, rolos compactadores e </w:t>
+            </w:r>
+            <w:proofErr w:type="spellStart"/>
+            <w:r>
+              <w:rPr>
+                <w:rFonts w:ascii="Arial" w:hAnsi="Arial" w:cs="Arial"/>
+                <w:sz w:val="16"/>
+                <w:szCs w:val="16"/>
+              </w:rPr>
+              <w:t>vibroacabadoras</w:t>
+            </w:r>
+            <w:proofErr w:type="spellEnd"/>
+            <w:r>
+              <w:rPr>
+                <w:rFonts w:ascii="Arial" w:hAnsi="Arial" w:cs="Arial"/>
+                <w:sz w:val="16"/>
+                <w:szCs w:val="16"/>
+              </w:rPr>
+              <w:t xml:space="preserve"> operando em espaço restrito com visibilidade limitada, próximos ao fluxo de veículos. Risco elevado de colisão lateral e traseira.</w:t>
+            </w:r>
+          </w:p>
+          <w:p>
+            <w:pPr>
+              <w:spacing w:after="20"/>
+              <w:jc w:val="both"/>
+              <w:rPr>
+                <w:rFonts w:ascii="Arial" w:hAnsi="Arial" w:cs="Arial"/>
+                <w:b/>
+                <w:bCs/>
+                <w:sz w:val="16"/>
+                <w:szCs w:val="16"/>
+              </w:rPr>
+            </w:pPr>
+            <w:r>
+              <w:rPr>
+                <w:rFonts w:ascii="Arial" w:hAnsi="Arial" w:cs="Arial"/>
+                <w:b/>
+                <w:bCs/>
+                <w:sz w:val="16"/>
+                <w:szCs w:val="16"/>
+              </w:rPr>
+              <w:t>3.3 Visibilidade Reduzida</w:t>
+            </w:r>
+          </w:p>
+          <w:p>
+            <w:pPr>
+              <w:spacing w:after="20"/>
+              <w:jc w:val="both"/>
+              <w:rPr>
+                <w:rFonts w:ascii="Arial" w:hAnsi="Arial" w:cs="Arial"/>
+                <w:sz w:val="16"/>
+                <w:szCs w:val="16"/>
+              </w:rPr>
+            </w:pPr>
+            <w:r>
+              <w:rPr>
+                <w:rFonts w:ascii="Arial" w:hAnsi="Arial" w:cs="Arial"/>
+                <w:sz w:val="16"/>
+                <w:szCs w:val="16"/>
+              </w:rPr>
+              <w:t>Chuva, neblina, poeira de obra, fumaça de asfalto e trabalho noturno reduzem drasticamente a visibilidade do motorista que se aproxima. O trabalhador pode não ser visto a tempo de uma frenagem segura.</w:t>
+            </w:r>
+          </w:p>
+          <w:p>
+            <w:pPr>
+              <w:spacing w:after="20"/>
+              <w:jc w:val="both"/>
+              <w:rPr>
+                <w:rFonts w:ascii="Arial" w:hAnsi="Arial" w:cs="Arial"/>
+                <w:b/>
+                <w:bCs/>
+                <w:sz w:val="16"/>
+                <w:szCs w:val="16"/>
+              </w:rPr>
+            </w:pPr>
+            <w:r>
+              <w:rPr>
+                <w:rFonts w:ascii="Arial" w:hAnsi="Arial" w:cs="Arial"/>
+                <w:b/>
+                <w:bCs/>
+                <w:sz w:val="16"/>
+                <w:szCs w:val="16"/>
+              </w:rPr>
+              <w:t>3.4 Invasão de Pista por Veículos</w:t>
+            </w:r>
+          </w:p>
+          <w:p>
+            <w:pPr>
+              <w:spacing w:after="20"/>
+              <w:jc w:val="both"/>
+              <w:rPr>
+                <w:rFonts w:ascii="Arial" w:hAnsi="Arial" w:cs="Arial"/>
+                <w:sz w:val="16"/>
+                <w:szCs w:val="16"/>
+              </w:rPr>
+            </w:pPr>
+            <w:r>
+              <w:rPr>
+                <w:rFonts w:ascii="Arial" w:hAnsi="Arial" w:cs="Arial"/>
+                <w:sz w:val="16"/>
+                <w:szCs w:val="16"/>
+              </w:rPr>
+              <w:t>Motoristas distraídos, com sono, embriagados ou em excesso de velocidade podem invadir a área de trabalho mesmo com sinalização correta. O trabalhador deve sempre considerar essa possibilidade.</w:t>
+            </w:r>
+          </w:p>
+          <w:p>
+            <w:pPr>
+              <w:spacing w:after="20"/>
+              <w:jc w:val="both"/>
+              <w:rPr>
+                <w:rFonts w:ascii="Arial" w:hAnsi="Arial" w:cs="Arial"/>
+                <w:b/>
+                <w:bCs/>
+                <w:sz w:val="16"/>
+                <w:szCs w:val="16"/>
+              </w:rPr>
+            </w:pPr>
+            <w:r>
+              <w:rPr>
+                <w:rFonts w:ascii="Arial" w:hAnsi="Arial" w:cs="Arial"/>
+                <w:b/>
+                <w:bCs/>
+                <w:sz w:val="16"/>
+                <w:szCs w:val="16"/>
+              </w:rPr>
+              <w:t>3.5 Queda de Materiais sobre a Pista</w:t>
+            </w:r>
+          </w:p>
+          <w:p>
+            <w:pPr>
+              <w:spacing w:after="20"/>
+              <w:jc w:val="both"/>
+              <w:rPr>
+                <w:rFonts w:ascii="Arial" w:hAnsi="Arial" w:cs="Arial"/>
+                <w:sz w:val="16"/>
+                <w:szCs w:val="16"/>
+              </w:rPr>
+            </w:pPr>
+            <w:r>
+              <w:rPr>
+                <w:rFonts w:ascii="Arial" w:hAnsi="Arial" w:cs="Arial"/>
+                <w:sz w:val="16"/>
+                <w:szCs w:val="16"/>
+              </w:rPr>
+              <w:t>Materiais transportados em caminhões sem lona, ferramentas mal acondicionadas e detritos de obra podem cair sobre a pista e causar acidentes com veículos de passagem.</w:t>
             </w:r>
           </w:p>
         </w:tc>
@@ -725,24 +1081,25 @@
                 <w:sz w:val="20"/>
                 <w:szCs w:val="20"/>
               </w:rPr>
-              <w:t>Riscos</w:t>
+              <w:t>Tipos de vias</w:t>
             </w:r>
           </w:p>
         </w:tc>
       </w:tr>
       <w:tr>
         <w:trPr>
-          <w:trHeight w:val="188"/>
+          <w:trHeight w:val="645"/>
         </w:trPr>
         <w:tc>
           <w:tcPr>
             <w:tcW w:w="10520" w:type="dxa"/>
             <w:gridSpan w:val="7"/>
             <w:tcBorders>
-              <w:top w:val="nil"/>
+              <w:top w:val="single" w:sz="4" w:space="0" w:color="auto"/>
               <w:left w:val="single" w:sz="4" w:space="0" w:color="auto"/>
               <w:right w:val="single" w:sz="4" w:space="0" w:color="auto"/>
             </w:tcBorders>
+            <w:shd w:val="clear" w:color="auto" w:fill="FFFFFF" w:themeFill="background1"/>
           </w:tcPr>
           <w:p>
             <w:pPr>
@@ -750,17 +1107,31 @@
               <w:jc w:val="both"/>
               <w:rPr>
                 <w:rFonts w:ascii="Arial" w:hAnsi="Arial" w:cs="Arial"/>
-                <w:sz w:val="16"/>
-                <w:szCs w:val="16"/>
-              </w:rPr>
-            </w:pPr>
-            <w:r>
-              <w:rPr>
-                <w:rFonts w:ascii="Arial" w:hAnsi="Arial" w:cs="Arial"/>
-                <w:sz w:val="16"/>
-                <w:szCs w:val="16"/>
-              </w:rPr>
-              <w:t>O PGR da JS Construtora classifica o risco de atropelamento como Substancial para todos os cargos operacionais, sendo considerado o risco de maior gravidade nas frentes de obra em rodovias.</w:t>
+                <w:b/>
+                <w:bCs/>
+                <w:sz w:val="16"/>
+                <w:szCs w:val="16"/>
+              </w:rPr>
+            </w:pPr>
+            <w:r>
+              <w:rPr>
+                <w:rFonts w:ascii="Arial" w:hAnsi="Arial" w:cs="Arial"/>
+                <w:b/>
+                <w:bCs/>
+                <w:sz w:val="16"/>
+                <w:szCs w:val="16"/>
+              </w:rPr>
+              <w:t>5</w:t>
+            </w:r>
+            <w:r>
+              <w:rPr>
+                <w:rFonts w:ascii="Arial" w:hAnsi="Arial" w:cs="Arial"/>
+                <w:b/>
+                <w:bCs/>
+                <w:sz w:val="16"/>
+                <w:szCs w:val="16"/>
+              </w:rPr>
+              <w:t>.1 Vias Urbanas</w:t>
             </w:r>
           </w:p>
           <w:p>
@@ -769,6 +1140,25 @@
               <w:jc w:val="both"/>
               <w:rPr>
                 <w:rFonts w:ascii="Arial" w:hAnsi="Arial" w:cs="Arial"/>
+                <w:sz w:val="16"/>
+                <w:szCs w:val="16"/>
+              </w:rPr>
+            </w:pPr>
+            <w:r>
+              <w:rPr>
+                <w:rFonts w:ascii="Arial" w:hAnsi="Arial" w:cs="Arial"/>
+                <w:sz w:val="16"/>
+                <w:szCs w:val="16"/>
+              </w:rPr>
+              <w:t>Velocidade máxima geralmente entre 30 e 60 km/h. Presença constante de pedestres, ciclistas e motos. Atenção redobrada nos cruzamentos. A proximidade com calçadas exige isolamento total da área de trabalho. Fiscalização municipal e CET.</w:t>
+            </w:r>
+          </w:p>
+          <w:p>
+            <w:pPr>
+              <w:spacing w:after="20"/>
+              <w:jc w:val="both"/>
+              <w:rPr>
+                <w:rFonts w:ascii="Arial" w:hAnsi="Arial" w:cs="Arial"/>
                 <w:b/>
                 <w:bCs/>
                 <w:sz w:val="16"/>
@@ -783,7 +1173,17 @@
                 <w:sz w:val="16"/>
                 <w:szCs w:val="16"/>
               </w:rPr>
-              <w:t>3.1 Atropelamento e Colisão</w:t>
+              <w:t>5</w:t>
+            </w:r>
+            <w:r>
+              <w:rPr>
+                <w:rFonts w:ascii="Arial" w:hAnsi="Arial" w:cs="Arial"/>
+                <w:b/>
+                <w:bCs/>
+                <w:sz w:val="16"/>
+                <w:szCs w:val="16"/>
+              </w:rPr>
+              <w:t>.2 Vias Estaduais</w:t>
             </w:r>
           </w:p>
           <w:p>
@@ -802,7 +1202,7 @@
                 <w:sz w:val="16"/>
                 <w:szCs w:val="16"/>
               </w:rPr>
-              <w:t>Ocorre pela circulação simultânea de trabalhadores a pé e veículos em alta velocidade na mesma faixa ou em faixas adjacentes à área de trabalho. É o risco de maior potencial de gravidade — pode resultar em morte ou lesões permanentes.</w:t>
+              <w:t>Velocidade entre 60 e 100 km/h. Fiscalização da GOINFRA e CIRETRAN. Exigem projeto de sinalização aprovado pela GOINFRA antes do início das obras — como o CERCON da nossa sede, nas obras exige-se o projeto de sinalização provisória. Veículos em alta velocidade oferecem tempo de reação muito reduzido.</w:t>
             </w:r>
           </w:p>
           <w:p>
@@ -825,7 +1225,17 @@
                 <w:sz w:val="16"/>
                 <w:szCs w:val="16"/>
               </w:rPr>
-              <w:t>3.2 Colisão entre Equipamentos e Veículos</w:t>
+              <w:t>5</w:t>
+            </w:r>
+            <w:r>
+              <w:rPr>
+                <w:rFonts w:ascii="Arial" w:hAnsi="Arial" w:cs="Arial"/>
+                <w:b/>
+                <w:bCs/>
+                <w:sz w:val="16"/>
+                <w:szCs w:val="16"/>
+              </w:rPr>
+              <w:t>.3 Rodovias Federais</w:t>
             </w:r>
           </w:p>
           <w:p>
@@ -844,151 +1254,7 @@
                 <w:sz w:val="16"/>
                 <w:szCs w:val="16"/>
               </w:rPr>
-              <w:t xml:space="preserve">Caminhões, rolos compactadores e </w:t>
-            </w:r>
-            <w:proofErr w:type="spellStart"/>
-            <w:r>
-              <w:rPr>
-                <w:rFonts w:ascii="Arial" w:hAnsi="Arial" w:cs="Arial"/>
-                <w:sz w:val="16"/>
-                <w:szCs w:val="16"/>
-              </w:rPr>
-              <w:t>vibroacabadoras</w:t>
-            </w:r>
-            <w:proofErr w:type="spellEnd"/>
-            <w:r>
-              <w:rPr>
-                <w:rFonts w:ascii="Arial" w:hAnsi="Arial" w:cs="Arial"/>
-                <w:sz w:val="16"/>
-                <w:szCs w:val="16"/>
-              </w:rPr>
-              <w:t xml:space="preserve"> operando em espaço restrito com visibilidade limitada, próximos ao fluxo de veículos. Risco elevado de colisão lateral e traseira.</w:t>
-            </w:r>
-          </w:p>
-          <w:p>
-            <w:pPr>
-              <w:spacing w:after="20"/>
-              <w:jc w:val="both"/>
-              <w:rPr>
-                <w:rFonts w:ascii="Arial" w:hAnsi="Arial" w:cs="Arial"/>
-                <w:b/>
-                <w:bCs/>
-                <w:sz w:val="16"/>
-                <w:szCs w:val="16"/>
-              </w:rPr>
-            </w:pPr>
-            <w:r>
-              <w:rPr>
-                <w:rFonts w:ascii="Arial" w:hAnsi="Arial" w:cs="Arial"/>
-                <w:b/>
-                <w:bCs/>
-                <w:sz w:val="16"/>
-                <w:szCs w:val="16"/>
-              </w:rPr>
-              <w:t>3.3 Visibilidade Reduzida</w:t>
-            </w:r>
-          </w:p>
-          <w:p>
-            <w:pPr>
-              <w:spacing w:after="20"/>
-              <w:jc w:val="both"/>
-              <w:rPr>
-                <w:rFonts w:ascii="Arial" w:hAnsi="Arial" w:cs="Arial"/>
-                <w:sz w:val="16"/>
-                <w:szCs w:val="16"/>
-              </w:rPr>
-            </w:pPr>
-            <w:r>
-              <w:rPr>
-                <w:rFonts w:ascii="Arial" w:hAnsi="Arial" w:cs="Arial"/>
-                <w:sz w:val="16"/>
-                <w:szCs w:val="16"/>
-              </w:rPr>
-              <w:t>Chuva, neblina, poeira de obra, fumaça de asfalto e trabalho noturno reduzem drasticamente a visibilidade do motorista que se aproxima. O trabalhador pode não ser visto a tempo de uma frenagem segura.</w:t>
-            </w:r>
-          </w:p>
-          <w:p>
-            <w:pPr>
-              <w:spacing w:after="20"/>
-              <w:jc w:val="both"/>
-              <w:rPr>
-                <w:rFonts w:ascii="Arial" w:hAnsi="Arial" w:cs="Arial"/>
-                <w:b/>
-                <w:bCs/>
-                <w:sz w:val="16"/>
-                <w:szCs w:val="16"/>
-              </w:rPr>
-            </w:pPr>
-            <w:r>
-              <w:rPr>
-                <w:rFonts w:ascii="Arial" w:hAnsi="Arial" w:cs="Arial"/>
-                <w:b/>
-                <w:bCs/>
-                <w:sz w:val="16"/>
-                <w:szCs w:val="16"/>
-              </w:rPr>
-              <w:t>3.4 Invasão de Pista por Veículos</w:t>
-            </w:r>
-          </w:p>
-          <w:p>
-            <w:pPr>
-              <w:spacing w:after="20"/>
-              <w:jc w:val="both"/>
-              <w:rPr>
-                <w:rFonts w:ascii="Arial" w:hAnsi="Arial" w:cs="Arial"/>
-                <w:sz w:val="16"/>
-                <w:szCs w:val="16"/>
-              </w:rPr>
-            </w:pPr>
-            <w:r>
-              <w:rPr>
-                <w:rFonts w:ascii="Arial" w:hAnsi="Arial" w:cs="Arial"/>
-                <w:sz w:val="16"/>
-                <w:szCs w:val="16"/>
-              </w:rPr>
-              <w:t>Motoristas distraídos, com sono, embriagados ou em excesso de velocidade podem invadir a área de trabalho mesmo com sinalização correta. O trabalhador deve sempre considerar essa possibilidade.</w:t>
-            </w:r>
-          </w:p>
-          <w:p>
-            <w:pPr>
-              <w:spacing w:after="20"/>
-              <w:jc w:val="both"/>
-              <w:rPr>
-                <w:rFonts w:ascii="Arial" w:hAnsi="Arial" w:cs="Arial"/>
-                <w:b/>
-                <w:bCs/>
-                <w:sz w:val="16"/>
-                <w:szCs w:val="16"/>
-              </w:rPr>
-            </w:pPr>
-            <w:r>
-              <w:rPr>
-                <w:rFonts w:ascii="Arial" w:hAnsi="Arial" w:cs="Arial"/>
-                <w:b/>
-                <w:bCs/>
-                <w:sz w:val="16"/>
-                <w:szCs w:val="16"/>
-              </w:rPr>
-              <w:t>3.5 Queda de Materiais sobre a Pista</w:t>
-            </w:r>
-          </w:p>
-          <w:p>
-            <w:pPr>
-              <w:spacing w:after="20"/>
-              <w:jc w:val="both"/>
-              <w:rPr>
-                <w:rFonts w:ascii="Arial" w:hAnsi="Arial" w:cs="Arial"/>
-                <w:sz w:val="16"/>
-                <w:szCs w:val="16"/>
-              </w:rPr>
-            </w:pPr>
-            <w:r>
-              <w:rPr>
-                <w:rFonts w:ascii="Arial" w:hAnsi="Arial" w:cs="Arial"/>
-                <w:sz w:val="16"/>
-                <w:szCs w:val="16"/>
-              </w:rPr>
-              <w:t>Materiais transportados em caminhões sem lona, ferramentas mal acondicionadas e detritos de obra podem cair sobre a pista e causar acidentes com veículos de passagem.</w:t>
+              <w:t>Velocidade entre 80 e 110 km/h. Fiscalização da PRF e DNIT. Fluxo intenso de veículos pesados. Exigem sinalização mais extensa — pré-aviso a partir de 1.000 metros da frente de obra. As obras da JS em contratos GOINFRA frequentemente ocorrem próximas a rodovias federais ou em seus acessos.</w:t>
             </w:r>
           </w:p>
         </w:tc>
@@ -1032,14 +1298,14 @@
                 <w:sz w:val="20"/>
                 <w:szCs w:val="20"/>
               </w:rPr>
-              <w:t>Tipos de vias</w:t>
+              <w:t xml:space="preserve">Sinalização </w:t>
             </w:r>
           </w:p>
         </w:tc>
       </w:tr>
       <w:tr>
         <w:trPr>
-          <w:trHeight w:val="645"/>
+          <w:trHeight w:val="879"/>
         </w:trPr>
         <w:tc>
           <w:tcPr>
@@ -1058,6 +1324,25 @@
               <w:jc w:val="both"/>
               <w:rPr>
                 <w:rFonts w:ascii="Arial" w:hAnsi="Arial" w:cs="Arial"/>
+                <w:sz w:val="16"/>
+                <w:szCs w:val="16"/>
+              </w:rPr>
+            </w:pPr>
+            <w:r>
+              <w:rPr>
+                <w:rFonts w:ascii="Arial" w:hAnsi="Arial" w:cs="Arial"/>
+                <w:sz w:val="16"/>
+                <w:szCs w:val="16"/>
+              </w:rPr>
+              <w:t>A sinalização é a principal medida de proteção coletiva (EPC) para o trabalho em vias. Sem sinalização correta, nenhum EPI protege o trabalhador de um veículo em alta velocidade.</w:t>
+            </w:r>
+          </w:p>
+          <w:p>
+            <w:pPr>
+              <w:spacing w:after="20"/>
+              <w:jc w:val="both"/>
+              <w:rPr>
+                <w:rFonts w:ascii="Arial" w:hAnsi="Arial" w:cs="Arial"/>
                 <w:b/>
                 <w:bCs/>
                 <w:sz w:val="16"/>
@@ -1072,9 +1357,170 @@
                 <w:sz w:val="16"/>
                 <w:szCs w:val="16"/>
               </w:rPr>
-              <w:t>5</w:t>
-            </w:r>
-            <w:r>
+              <w:t>6.1 Sequência obrigatória de sinalização (sentido do tráfego)</w:t>
+            </w:r>
+          </w:p>
+          <w:p>
+            <w:pPr>
+              <w:spacing w:after="20"/>
+              <w:jc w:val="both"/>
+              <w:rPr>
+                <w:rFonts w:ascii="Arial" w:hAnsi="Arial" w:cs="Arial"/>
+                <w:sz w:val="16"/>
+                <w:szCs w:val="16"/>
+              </w:rPr>
+            </w:pPr>
+            <w:r>
+              <w:rPr>
+                <w:rFonts w:ascii="Arial" w:hAnsi="Arial" w:cs="Arial"/>
+                <w:sz w:val="16"/>
+                <w:szCs w:val="16"/>
+              </w:rPr>
+              <w:t xml:space="preserve">DistânciaDispositivoFinalidade1.000 </w:t>
+            </w:r>
+            <w:proofErr w:type="spellStart"/>
+            <w:r>
+              <w:rPr>
+                <w:rFonts w:ascii="Arial" w:hAnsi="Arial" w:cs="Arial"/>
+                <w:sz w:val="16"/>
+                <w:szCs w:val="16"/>
+              </w:rPr>
+              <w:t>mPlaca</w:t>
+            </w:r>
+            <w:proofErr w:type="spellEnd"/>
+            <w:r>
+              <w:rPr>
+                <w:rFonts w:ascii="Arial" w:hAnsi="Arial" w:cs="Arial"/>
+                <w:sz w:val="16"/>
+                <w:szCs w:val="16"/>
+              </w:rPr>
+              <w:t xml:space="preserve"> A 2km / A 1kmPré-aviso de obras500 </w:t>
+            </w:r>
+            <w:proofErr w:type="spellStart"/>
+            <w:r>
+              <w:rPr>
+                <w:rFonts w:ascii="Arial" w:hAnsi="Arial" w:cs="Arial"/>
+                <w:sz w:val="16"/>
+                <w:szCs w:val="16"/>
+              </w:rPr>
+              <w:t>mPlaca</w:t>
+            </w:r>
+            <w:proofErr w:type="spellEnd"/>
+            <w:r>
+              <w:rPr>
+                <w:rFonts w:ascii="Arial" w:hAnsi="Arial" w:cs="Arial"/>
+                <w:sz w:val="16"/>
+                <w:szCs w:val="16"/>
+              </w:rPr>
+              <w:t xml:space="preserve"> A 500mPré-aviso300 m</w:t>
+            </w:r>
+            <w:r>
+              <w:rPr>
+                <w:rFonts w:ascii="Arial" w:hAnsi="Arial" w:cs="Arial"/>
+                <w:sz w:val="16"/>
+                <w:szCs w:val="16"/>
+              </w:rPr>
+              <w:t xml:space="preserve"> </w:t>
+            </w:r>
+            <w:r>
+              <w:rPr>
+                <w:rFonts w:ascii="Arial" w:hAnsi="Arial" w:cs="Arial"/>
+                <w:sz w:val="16"/>
+                <w:szCs w:val="16"/>
+              </w:rPr>
+              <w:t>Placa A 300mPré-aviso100–50 m</w:t>
+            </w:r>
+            <w:r>
+              <w:rPr>
+                <w:rFonts w:ascii="Arial" w:hAnsi="Arial" w:cs="Arial"/>
+                <w:sz w:val="16"/>
+                <w:szCs w:val="16"/>
+              </w:rPr>
+              <w:t xml:space="preserve"> </w:t>
+            </w:r>
+            <w:r>
+              <w:rPr>
+                <w:rFonts w:ascii="Arial" w:hAnsi="Arial" w:cs="Arial"/>
+                <w:sz w:val="16"/>
+                <w:szCs w:val="16"/>
+              </w:rPr>
+              <w:t xml:space="preserve">Cone + placa de </w:t>
+            </w:r>
+            <w:proofErr w:type="spellStart"/>
+            <w:r>
+              <w:rPr>
+                <w:rFonts w:ascii="Arial" w:hAnsi="Arial" w:cs="Arial"/>
+                <w:sz w:val="16"/>
+                <w:szCs w:val="16"/>
+              </w:rPr>
+              <w:t>estreitamentoRedução</w:t>
+            </w:r>
+            <w:proofErr w:type="spellEnd"/>
+            <w:r>
+              <w:rPr>
+                <w:rFonts w:ascii="Arial" w:hAnsi="Arial" w:cs="Arial"/>
+                <w:sz w:val="16"/>
+                <w:szCs w:val="16"/>
+              </w:rPr>
+              <w:t xml:space="preserve"> de </w:t>
+            </w:r>
+            <w:proofErr w:type="spellStart"/>
+            <w:r>
+              <w:rPr>
+                <w:rFonts w:ascii="Arial" w:hAnsi="Arial" w:cs="Arial"/>
+                <w:sz w:val="16"/>
+                <w:szCs w:val="16"/>
+              </w:rPr>
+              <w:t>faixaFrente</w:t>
+            </w:r>
+            <w:proofErr w:type="spellEnd"/>
+            <w:r>
+              <w:rPr>
+                <w:rFonts w:ascii="Arial" w:hAnsi="Arial" w:cs="Arial"/>
+                <w:sz w:val="16"/>
+                <w:szCs w:val="16"/>
+              </w:rPr>
+              <w:t xml:space="preserve"> da </w:t>
+            </w:r>
+            <w:proofErr w:type="spellStart"/>
+            <w:r>
+              <w:rPr>
+                <w:rFonts w:ascii="Arial" w:hAnsi="Arial" w:cs="Arial"/>
+                <w:sz w:val="16"/>
+                <w:szCs w:val="16"/>
+              </w:rPr>
+              <w:t>obraCones</w:t>
+            </w:r>
+            <w:proofErr w:type="spellEnd"/>
+            <w:r>
+              <w:rPr>
+                <w:rFonts w:ascii="Arial" w:hAnsi="Arial" w:cs="Arial"/>
+                <w:sz w:val="16"/>
+                <w:szCs w:val="16"/>
+              </w:rPr>
+              <w:t xml:space="preserve"> contínuos + sinaleiro</w:t>
+            </w:r>
+            <w:r>
+              <w:rPr>
+                <w:rFonts w:ascii="Arial" w:hAnsi="Arial" w:cs="Arial"/>
+                <w:sz w:val="16"/>
+                <w:szCs w:val="16"/>
+              </w:rPr>
+              <w:t xml:space="preserve"> </w:t>
+            </w:r>
+            <w:r>
+              <w:rPr>
+                <w:rFonts w:ascii="Arial" w:hAnsi="Arial" w:cs="Arial"/>
+                <w:sz w:val="16"/>
+                <w:szCs w:val="16"/>
+              </w:rPr>
+              <w:t>Delimitação da área</w:t>
+            </w:r>
+          </w:p>
+          <w:p>
+            <w:pPr>
+              <w:spacing w:after="20"/>
+              <w:jc w:val="both"/>
               <w:rPr>
                 <w:rFonts w:ascii="Arial" w:hAnsi="Arial" w:cs="Arial"/>
                 <w:b/>
@@ -1082,7 +1528,16 @@
                 <w:sz w:val="16"/>
                 <w:szCs w:val="16"/>
               </w:rPr>
-              <w:t>.1 Vias Urbanas</w:t>
+            </w:pPr>
+            <w:r>
+              <w:rPr>
+                <w:rFonts w:ascii="Arial" w:hAnsi="Arial" w:cs="Arial"/>
+                <w:b/>
+                <w:bCs/>
+                <w:sz w:val="16"/>
+                <w:szCs w:val="16"/>
+              </w:rPr>
+              <w:t>6.2 Cones e Delineadores</w:t>
             </w:r>
           </w:p>
           <w:p>
@@ -1101,7 +1556,7 @@
                 <w:sz w:val="16"/>
                 <w:szCs w:val="16"/>
               </w:rPr>
-              <w:t>Velocidade máxima geralmente entre 30 e 60 km/h. Presença constante de pedestres, ciclistas e motos. Atenção redobrada nos cruzamentos. A proximidade com calçadas exige isolamento total da área de trabalho. Fiscalização municipal e CET.</w:t>
+              <w:t>Devem ser posicionados em linha contínua, espaçamento máximo de 8 metros em rodovias. Cones devem ter altura mínima de 0,75m com faixa refletiva. Nunca remover cones sem autorização do encarregado.</w:t>
             </w:r>
           </w:p>
           <w:p>
@@ -1110,31 +1565,25 @@
               <w:jc w:val="both"/>
               <w:rPr>
                 <w:rFonts w:ascii="Arial" w:hAnsi="Arial" w:cs="Arial"/>
-                <w:b/>
-                <w:bCs/>
-                <w:sz w:val="16"/>
-                <w:szCs w:val="16"/>
-              </w:rPr>
-            </w:pPr>
-            <w:r>
-              <w:rPr>
-                <w:rFonts w:ascii="Arial" w:hAnsi="Arial" w:cs="Arial"/>
-                <w:b/>
-                <w:bCs/>
-                <w:sz w:val="16"/>
-                <w:szCs w:val="16"/>
-              </w:rPr>
-              <w:t>5</w:t>
-            </w:r>
-            <w:r>
-              <w:rPr>
-                <w:rFonts w:ascii="Arial" w:hAnsi="Arial" w:cs="Arial"/>
-                <w:b/>
-                <w:bCs/>
-                <w:sz w:val="16"/>
-                <w:szCs w:val="16"/>
-              </w:rPr>
-              <w:t>.2 Vias Estaduais</w:t>
+                <w:sz w:val="16"/>
+                <w:szCs w:val="16"/>
+              </w:rPr>
+            </w:pPr>
+            <w:r>
+              <w:rPr>
+                <w:rFonts w:ascii="Arial" w:hAnsi="Arial" w:cs="Arial"/>
+                <w:sz w:val="16"/>
+                <w:szCs w:val="16"/>
+              </w:rPr>
+              <w:t>6</w:t>
+            </w:r>
+            <w:r>
+              <w:rPr>
+                <w:rFonts w:ascii="Arial" w:hAnsi="Arial" w:cs="Arial"/>
+                <w:sz w:val="16"/>
+                <w:szCs w:val="16"/>
+              </w:rPr>
+              <w:t>.3 Sinaleiro / Controlador de Tráfego</w:t>
             </w:r>
           </w:p>
           <w:p>
@@ -1153,7 +1602,7 @@
                 <w:sz w:val="16"/>
                 <w:szCs w:val="16"/>
               </w:rPr>
-              <w:t>Velocidade entre 60 e 100 km/h. Fiscalização da GOINFRA e CIRETRAN. Exigem projeto de sinalização aprovado pela GOINFRA antes do início das obras — como o CERCON da nossa sede, nas obras exige-se o projeto de sinalização provisória. Veículos em alta velocidade oferecem tempo de reação muito reduzido.</w:t>
+              <w:t>Obrigatório quando há redução a uma única faixa de rolamento (mão dupla alternada). O sinaleiro deve:</w:t>
             </w:r>
           </w:p>
           <w:p>
@@ -1162,35 +1611,18 @@
               <w:jc w:val="both"/>
               <w:rPr>
                 <w:rFonts w:ascii="Arial" w:hAnsi="Arial" w:cs="Arial"/>
-                <w:b/>
-                <w:bCs/>
-                <w:sz w:val="16"/>
-                <w:szCs w:val="16"/>
-              </w:rPr>
-            </w:pPr>
-            <w:r>
-              <w:rPr>
-                <w:rFonts w:ascii="Arial" w:hAnsi="Arial" w:cs="Arial"/>
-                <w:b/>
-                <w:bCs/>
-                <w:sz w:val="16"/>
-                <w:szCs w:val="16"/>
-              </w:rPr>
-              <w:t>5</w:t>
-            </w:r>
-            <w:r>
-              <w:rPr>
-                <w:rFonts w:ascii="Arial" w:hAnsi="Arial" w:cs="Arial"/>
-                <w:b/>
-                <w:bCs/>
-                <w:sz w:val="16"/>
-                <w:szCs w:val="16"/>
-              </w:rPr>
-              <w:t>.3 Rodovias Federais</w:t>
-            </w:r>
-          </w:p>
-          <w:p>
-            <w:pPr>
+                <w:sz w:val="16"/>
+                <w:szCs w:val="16"/>
+              </w:rPr>
+            </w:pPr>
+          </w:p>
+          <w:p>
+            <w:pPr>
+              <w:pStyle w:val="PargrafodaLista"/>
+              <w:numPr>
+                <w:ilvl w:val="0"/>
+                <w:numId w:val="25"/>
+              </w:numPr>
               <w:spacing w:after="20"/>
               <w:jc w:val="both"/>
               <w:rPr>
@@ -1205,7 +1637,161 @@
                 <w:sz w:val="16"/>
                 <w:szCs w:val="16"/>
               </w:rPr>
-              <w:t>Velocidade entre 80 e 110 km/h. Fiscalização da PRF e DNIT. Fluxo intenso de veículos pesados. Exigem sinalização mais extensa — pré-aviso a partir de 1.000 metros da frente de obra. As obras da JS em contratos GOINFRA frequentemente ocorrem próximas a rodovias federais ou em seus acessos.</w:t>
+              <w:t>Estar sempre posicionado fora da faixa de tráfego</w:t>
+            </w:r>
+          </w:p>
+          <w:p>
+            <w:pPr>
+              <w:pStyle w:val="PargrafodaLista"/>
+              <w:numPr>
+                <w:ilvl w:val="0"/>
+                <w:numId w:val="25"/>
+              </w:numPr>
+              <w:spacing w:after="20"/>
+              <w:jc w:val="both"/>
+              <w:rPr>
+                <w:rFonts w:ascii="Arial" w:hAnsi="Arial" w:cs="Arial"/>
+                <w:sz w:val="16"/>
+                <w:szCs w:val="16"/>
+              </w:rPr>
+            </w:pPr>
+            <w:r>
+              <w:rPr>
+                <w:rFonts w:ascii="Arial" w:hAnsi="Arial" w:cs="Arial"/>
+                <w:sz w:val="16"/>
+                <w:szCs w:val="16"/>
+              </w:rPr>
+              <w:t>Usar colete refletivo classe 2 e capacete</w:t>
+            </w:r>
+          </w:p>
+          <w:p>
+            <w:pPr>
+              <w:pStyle w:val="PargrafodaLista"/>
+              <w:numPr>
+                <w:ilvl w:val="0"/>
+                <w:numId w:val="25"/>
+              </w:numPr>
+              <w:spacing w:after="20"/>
+              <w:jc w:val="both"/>
+              <w:rPr>
+                <w:rFonts w:ascii="Arial" w:hAnsi="Arial" w:cs="Arial"/>
+                <w:sz w:val="16"/>
+                <w:szCs w:val="16"/>
+              </w:rPr>
+            </w:pPr>
+            <w:r>
+              <w:rPr>
+                <w:rFonts w:ascii="Arial" w:hAnsi="Arial" w:cs="Arial"/>
+                <w:sz w:val="16"/>
+                <w:szCs w:val="16"/>
+              </w:rPr>
+              <w:t>Nunca virar as costas para o veículo que se aproxima</w:t>
+            </w:r>
+          </w:p>
+          <w:p>
+            <w:pPr>
+              <w:pStyle w:val="PargrafodaLista"/>
+              <w:numPr>
+                <w:ilvl w:val="0"/>
+                <w:numId w:val="25"/>
+              </w:numPr>
+              <w:spacing w:after="20"/>
+              <w:jc w:val="both"/>
+              <w:rPr>
+                <w:rFonts w:ascii="Arial" w:hAnsi="Arial" w:cs="Arial"/>
+                <w:sz w:val="16"/>
+                <w:szCs w:val="16"/>
+              </w:rPr>
+            </w:pPr>
+            <w:r>
+              <w:rPr>
+                <w:rFonts w:ascii="Arial" w:hAnsi="Arial" w:cs="Arial"/>
+                <w:sz w:val="16"/>
+                <w:szCs w:val="16"/>
+              </w:rPr>
+              <w:t>Usar bandeirola laranja (dia) e bastão luminoso (noite)</w:t>
+            </w:r>
+          </w:p>
+          <w:p>
+            <w:pPr>
+              <w:pStyle w:val="PargrafodaLista"/>
+              <w:numPr>
+                <w:ilvl w:val="0"/>
+                <w:numId w:val="25"/>
+              </w:numPr>
+              <w:spacing w:after="20"/>
+              <w:jc w:val="both"/>
+              <w:rPr>
+                <w:rFonts w:ascii="Arial" w:hAnsi="Arial" w:cs="Arial"/>
+                <w:sz w:val="16"/>
+                <w:szCs w:val="16"/>
+              </w:rPr>
+            </w:pPr>
+            <w:r>
+              <w:rPr>
+                <w:rFonts w:ascii="Arial" w:hAnsi="Arial" w:cs="Arial"/>
+                <w:sz w:val="16"/>
+                <w:szCs w:val="16"/>
+              </w:rPr>
+              <w:t>Manter comunicação visual ou por rádio com o sinaleiro do outro extremo</w:t>
+            </w:r>
+          </w:p>
+          <w:p>
+            <w:pPr>
+              <w:spacing w:after="20"/>
+              <w:jc w:val="both"/>
+              <w:rPr>
+                <w:rFonts w:ascii="Arial" w:hAnsi="Arial" w:cs="Arial"/>
+                <w:sz w:val="16"/>
+                <w:szCs w:val="16"/>
+              </w:rPr>
+            </w:pPr>
+          </w:p>
+          <w:p>
+            <w:pPr>
+              <w:spacing w:after="20"/>
+              <w:jc w:val="both"/>
+              <w:rPr>
+                <w:rFonts w:ascii="Arial" w:hAnsi="Arial" w:cs="Arial"/>
+                <w:sz w:val="16"/>
+                <w:szCs w:val="16"/>
+              </w:rPr>
+            </w:pPr>
+            <w:r>
+              <w:rPr>
+                <w:rFonts w:ascii="Arial" w:hAnsi="Arial" w:cs="Arial"/>
+                <w:sz w:val="16"/>
+                <w:szCs w:val="16"/>
+              </w:rPr>
+              <w:lastRenderedPageBreak/>
+              <w:t>6</w:t>
+            </w:r>
+            <w:r>
+              <w:rPr>
+                <w:rFonts w:ascii="Arial" w:hAnsi="Arial" w:cs="Arial"/>
+                <w:sz w:val="16"/>
+                <w:szCs w:val="16"/>
+              </w:rPr>
+              <w:t>.4 Sinalização Noturna</w:t>
+            </w:r>
+          </w:p>
+          <w:p>
+            <w:pPr>
+              <w:spacing w:after="20"/>
+              <w:jc w:val="both"/>
+              <w:rPr>
+                <w:rFonts w:ascii="Arial" w:hAnsi="Arial" w:cs="Arial"/>
+                <w:sz w:val="16"/>
+                <w:szCs w:val="16"/>
+              </w:rPr>
+            </w:pPr>
+            <w:r>
+              <w:rPr>
+                <w:rFonts w:ascii="Arial" w:hAnsi="Arial" w:cs="Arial"/>
+                <w:sz w:val="16"/>
+                <w:szCs w:val="16"/>
+              </w:rPr>
+              <w:t>Além de todos os dispositivos diurnos, são obrigatórios: cones com luz piscante, balizadores luminosos, iluminação da frente de serviço e EPIs com fita refletiva em toda a extensão do corpo.</w:t>
             </w:r>
           </w:p>
         </w:tc>
@@ -1249,563 +1835,6 @@
                 <w:sz w:val="20"/>
                 <w:szCs w:val="20"/>
               </w:rPr>
-              <w:t xml:space="preserve">Sinalização </w:t>
-            </w:r>
-          </w:p>
-        </w:tc>
-      </w:tr>
-      <w:tr>
-        <w:trPr>
-          <w:trHeight w:val="879"/>
-        </w:trPr>
-        <w:tc>
-          <w:tcPr>
-            <w:tcW w:w="10520" w:type="dxa"/>
-            <w:gridSpan w:val="7"/>
-            <w:tcBorders>
-              <w:top w:val="single" w:sz="4" w:space="0" w:color="auto"/>
-              <w:left w:val="single" w:sz="4" w:space="0" w:color="auto"/>
-              <w:right w:val="single" w:sz="4" w:space="0" w:color="auto"/>
-            </w:tcBorders>
-            <w:shd w:val="clear" w:color="auto" w:fill="FFFFFF" w:themeFill="background1"/>
-          </w:tcPr>
-          <w:p>
-            <w:pPr>
-              <w:spacing w:after="20"/>
-              <w:jc w:val="both"/>
-              <w:rPr>
-                <w:rFonts w:ascii="Arial" w:hAnsi="Arial" w:cs="Arial"/>
-                <w:sz w:val="16"/>
-                <w:szCs w:val="16"/>
-              </w:rPr>
-            </w:pPr>
-            <w:r>
-              <w:rPr>
-                <w:rFonts w:ascii="Arial" w:hAnsi="Arial" w:cs="Arial"/>
-                <w:sz w:val="16"/>
-                <w:szCs w:val="16"/>
-              </w:rPr>
-              <w:t>A sinalização é a principal medida de proteção coletiva (EPC) para o trabalho em vias. Sem sinalização correta, nenhum EPI protege o trabalhador de um veículo em alta velocidade.</w:t>
-            </w:r>
-          </w:p>
-          <w:p>
-            <w:pPr>
-              <w:spacing w:after="20"/>
-              <w:jc w:val="both"/>
-              <w:rPr>
-                <w:rFonts w:ascii="Arial" w:hAnsi="Arial" w:cs="Arial"/>
-                <w:b/>
-                <w:bCs/>
-                <w:sz w:val="16"/>
-                <w:szCs w:val="16"/>
-              </w:rPr>
-            </w:pPr>
-            <w:r>
-              <w:rPr>
-                <w:rFonts w:ascii="Arial" w:hAnsi="Arial" w:cs="Arial"/>
-                <w:b/>
-                <w:bCs/>
-                <w:sz w:val="16"/>
-                <w:szCs w:val="16"/>
-              </w:rPr>
-              <w:t>6</w:t>
-            </w:r>
-            <w:r>
-              <w:rPr>
-                <w:rFonts w:ascii="Arial" w:hAnsi="Arial" w:cs="Arial"/>
-                <w:b/>
-                <w:bCs/>
-                <w:sz w:val="16"/>
-                <w:szCs w:val="16"/>
-              </w:rPr>
-              <w:t>.1 Sequência obrigatória de sinalização (sentido do tráfego)</w:t>
-            </w:r>
-          </w:p>
-          <w:p>
-            <w:pPr>
-              <w:spacing w:after="20"/>
-              <w:jc w:val="both"/>
-              <w:rPr>
-                <w:rFonts w:ascii="Arial" w:hAnsi="Arial" w:cs="Arial"/>
-                <w:sz w:val="16"/>
-                <w:szCs w:val="16"/>
-              </w:rPr>
-            </w:pPr>
-            <w:r>
-              <w:rPr>
-                <w:rFonts w:ascii="Arial" w:hAnsi="Arial" w:cs="Arial"/>
-                <w:sz w:val="16"/>
-                <w:szCs w:val="16"/>
-              </w:rPr>
-              <w:t xml:space="preserve">DistânciaDispositivoFinalidade1.000 </w:t>
-            </w:r>
-            <w:proofErr w:type="spellStart"/>
-            <w:r>
-              <w:rPr>
-                <w:rFonts w:ascii="Arial" w:hAnsi="Arial" w:cs="Arial"/>
-                <w:sz w:val="16"/>
-                <w:szCs w:val="16"/>
-              </w:rPr>
-              <w:t>mPlaca</w:t>
-            </w:r>
-            <w:proofErr w:type="spellEnd"/>
-            <w:r>
-              <w:rPr>
-                <w:rFonts w:ascii="Arial" w:hAnsi="Arial" w:cs="Arial"/>
-                <w:sz w:val="16"/>
-                <w:szCs w:val="16"/>
-              </w:rPr>
-              <w:t xml:space="preserve"> A 2km / A 1kmPré-aviso de obras500 </w:t>
-            </w:r>
-            <w:proofErr w:type="spellStart"/>
-            <w:r>
-              <w:rPr>
-                <w:rFonts w:ascii="Arial" w:hAnsi="Arial" w:cs="Arial"/>
-                <w:sz w:val="16"/>
-                <w:szCs w:val="16"/>
-              </w:rPr>
-              <w:t>mPlaca</w:t>
-            </w:r>
-            <w:proofErr w:type="spellEnd"/>
-            <w:r>
-              <w:rPr>
-                <w:rFonts w:ascii="Arial" w:hAnsi="Arial" w:cs="Arial"/>
-                <w:sz w:val="16"/>
-                <w:szCs w:val="16"/>
-              </w:rPr>
-              <w:t xml:space="preserve"> A 500mPré-aviso300 m</w:t>
-            </w:r>
-            <w:r>
-              <w:rPr>
-                <w:rFonts w:ascii="Arial" w:hAnsi="Arial" w:cs="Arial"/>
-                <w:sz w:val="16"/>
-                <w:szCs w:val="16"/>
-              </w:rPr>
-              <w:t xml:space="preserve"> </w:t>
-            </w:r>
-            <w:r>
-              <w:rPr>
-                <w:rFonts w:ascii="Arial" w:hAnsi="Arial" w:cs="Arial"/>
-                <w:sz w:val="16"/>
-                <w:szCs w:val="16"/>
-              </w:rPr>
-              <w:t>Placa A 300mPré-aviso100–50 m</w:t>
-            </w:r>
-            <w:r>
-              <w:rPr>
-                <w:rFonts w:ascii="Arial" w:hAnsi="Arial" w:cs="Arial"/>
-                <w:sz w:val="16"/>
-                <w:szCs w:val="16"/>
-              </w:rPr>
-              <w:t xml:space="preserve"> </w:t>
-            </w:r>
-            <w:r>
-              <w:rPr>
-                <w:rFonts w:ascii="Arial" w:hAnsi="Arial" w:cs="Arial"/>
-                <w:sz w:val="16"/>
-                <w:szCs w:val="16"/>
-              </w:rPr>
-              <w:t xml:space="preserve">Cone + placa de </w:t>
-            </w:r>
-            <w:proofErr w:type="spellStart"/>
-            <w:r>
-              <w:rPr>
-                <w:rFonts w:ascii="Arial" w:hAnsi="Arial" w:cs="Arial"/>
-                <w:sz w:val="16"/>
-                <w:szCs w:val="16"/>
-              </w:rPr>
-              <w:t>estreitamentoRedução</w:t>
-            </w:r>
-            <w:proofErr w:type="spellEnd"/>
-            <w:r>
-              <w:rPr>
-                <w:rFonts w:ascii="Arial" w:hAnsi="Arial" w:cs="Arial"/>
-                <w:sz w:val="16"/>
-                <w:szCs w:val="16"/>
-              </w:rPr>
-              <w:t xml:space="preserve"> de </w:t>
-            </w:r>
-            <w:proofErr w:type="spellStart"/>
-            <w:r>
-              <w:rPr>
-                <w:rFonts w:ascii="Arial" w:hAnsi="Arial" w:cs="Arial"/>
-                <w:sz w:val="16"/>
-                <w:szCs w:val="16"/>
-              </w:rPr>
-              <w:t>faixaFrente</w:t>
-            </w:r>
-            <w:proofErr w:type="spellEnd"/>
-            <w:r>
-              <w:rPr>
-                <w:rFonts w:ascii="Arial" w:hAnsi="Arial" w:cs="Arial"/>
-                <w:sz w:val="16"/>
-                <w:szCs w:val="16"/>
-              </w:rPr>
-              <w:t xml:space="preserve"> da </w:t>
-            </w:r>
-            <w:proofErr w:type="spellStart"/>
-            <w:r>
-              <w:rPr>
-                <w:rFonts w:ascii="Arial" w:hAnsi="Arial" w:cs="Arial"/>
-                <w:sz w:val="16"/>
-                <w:szCs w:val="16"/>
-              </w:rPr>
-              <w:t>obraCones</w:t>
-            </w:r>
-            <w:proofErr w:type="spellEnd"/>
-            <w:r>
-              <w:rPr>
-                <w:rFonts w:ascii="Arial" w:hAnsi="Arial" w:cs="Arial"/>
-                <w:sz w:val="16"/>
-                <w:szCs w:val="16"/>
-              </w:rPr>
-              <w:t xml:space="preserve"> contínuos + sinaleiro</w:t>
-            </w:r>
-            <w:r>
-              <w:rPr>
-                <w:rFonts w:ascii="Arial" w:hAnsi="Arial" w:cs="Arial"/>
-                <w:sz w:val="16"/>
-                <w:szCs w:val="16"/>
-              </w:rPr>
-              <w:t xml:space="preserve"> </w:t>
-            </w:r>
-            <w:r>
-              <w:rPr>
-                <w:rFonts w:ascii="Arial" w:hAnsi="Arial" w:cs="Arial"/>
-                <w:sz w:val="16"/>
-                <w:szCs w:val="16"/>
-              </w:rPr>
-              <w:t>Delimitação da área</w:t>
-            </w:r>
-          </w:p>
-          <w:p>
-            <w:pPr>
-              <w:spacing w:after="20"/>
-              <w:jc w:val="both"/>
-              <w:rPr>
-                <w:rFonts w:ascii="Arial" w:hAnsi="Arial" w:cs="Arial"/>
-                <w:b/>
-                <w:bCs/>
-                <w:sz w:val="16"/>
-                <w:szCs w:val="16"/>
-              </w:rPr>
-            </w:pPr>
-            <w:r>
-              <w:rPr>
-                <w:rFonts w:ascii="Arial" w:hAnsi="Arial" w:cs="Arial"/>
-                <w:b/>
-                <w:bCs/>
-                <w:sz w:val="16"/>
-                <w:szCs w:val="16"/>
-              </w:rPr>
-              <w:t>6</w:t>
-            </w:r>
-            <w:r>
-              <w:rPr>
-                <w:rFonts w:ascii="Arial" w:hAnsi="Arial" w:cs="Arial"/>
-                <w:b/>
-                <w:bCs/>
-                <w:sz w:val="16"/>
-                <w:szCs w:val="16"/>
-              </w:rPr>
-              <w:t>.2 Cones e Delineadores</w:t>
-            </w:r>
-          </w:p>
-          <w:p>
-            <w:pPr>
-              <w:spacing w:after="20"/>
-              <w:jc w:val="both"/>
-              <w:rPr>
-                <w:rFonts w:ascii="Arial" w:hAnsi="Arial" w:cs="Arial"/>
-                <w:sz w:val="16"/>
-                <w:szCs w:val="16"/>
-              </w:rPr>
-            </w:pPr>
-            <w:r>
-              <w:rPr>
-                <w:rFonts w:ascii="Arial" w:hAnsi="Arial" w:cs="Arial"/>
-                <w:sz w:val="16"/>
-                <w:szCs w:val="16"/>
-              </w:rPr>
-              <w:t>Devem ser posicionados em linha contínua, espaçamento máximo de 8 metros em rodovias. Cones devem ter altura mínima de 0,75m com faixa refletiva. Nunca remover cones sem autorização do encarregado.</w:t>
-            </w:r>
-          </w:p>
-          <w:p>
-            <w:pPr>
-              <w:spacing w:after="20"/>
-              <w:jc w:val="both"/>
-              <w:rPr>
-                <w:rFonts w:ascii="Arial" w:hAnsi="Arial" w:cs="Arial"/>
-                <w:sz w:val="16"/>
-                <w:szCs w:val="16"/>
-              </w:rPr>
-            </w:pPr>
-            <w:r>
-              <w:rPr>
-                <w:rFonts w:ascii="Arial" w:hAnsi="Arial" w:cs="Arial"/>
-                <w:sz w:val="16"/>
-                <w:szCs w:val="16"/>
-              </w:rPr>
-              <w:t>6</w:t>
-            </w:r>
-            <w:r>
-              <w:rPr>
-                <w:rFonts w:ascii="Arial" w:hAnsi="Arial" w:cs="Arial"/>
-                <w:sz w:val="16"/>
-                <w:szCs w:val="16"/>
-              </w:rPr>
-              <w:t>.3 Sinaleiro / Controlador de Tráfego</w:t>
-            </w:r>
-          </w:p>
-          <w:p>
-            <w:pPr>
-              <w:spacing w:after="20"/>
-              <w:jc w:val="both"/>
-              <w:rPr>
-                <w:rFonts w:ascii="Arial" w:hAnsi="Arial" w:cs="Arial"/>
-                <w:sz w:val="16"/>
-                <w:szCs w:val="16"/>
-              </w:rPr>
-            </w:pPr>
-            <w:r>
-              <w:rPr>
-                <w:rFonts w:ascii="Arial" w:hAnsi="Arial" w:cs="Arial"/>
-                <w:sz w:val="16"/>
-                <w:szCs w:val="16"/>
-              </w:rPr>
-              <w:t>Obrigatório quando há redução a uma única faixa de rolamento (mão dupla alternada). O sinaleiro deve:</w:t>
-            </w:r>
-          </w:p>
-          <w:p>
-            <w:pPr>
-              <w:spacing w:after="20"/>
-              <w:jc w:val="both"/>
-              <w:rPr>
-                <w:rFonts w:ascii="Arial" w:hAnsi="Arial" w:cs="Arial"/>
-                <w:sz w:val="16"/>
-                <w:szCs w:val="16"/>
-              </w:rPr>
-            </w:pPr>
-          </w:p>
-          <w:p>
-            <w:pPr>
-              <w:pStyle w:val="PargrafodaLista"/>
-              <w:numPr>
-                <w:ilvl w:val="0"/>
-                <w:numId w:val="25"/>
-              </w:numPr>
-              <w:spacing w:after="20"/>
-              <w:jc w:val="both"/>
-              <w:rPr>
-                <w:rFonts w:ascii="Arial" w:hAnsi="Arial" w:cs="Arial"/>
-                <w:sz w:val="16"/>
-                <w:szCs w:val="16"/>
-              </w:rPr>
-            </w:pPr>
-            <w:r>
-              <w:rPr>
-                <w:rFonts w:ascii="Arial" w:hAnsi="Arial" w:cs="Arial"/>
-                <w:sz w:val="16"/>
-                <w:szCs w:val="16"/>
-              </w:rPr>
-              <w:t>Estar sempre posicionado fora da faixa de tráfego</w:t>
-            </w:r>
-          </w:p>
-          <w:p>
-            <w:pPr>
-              <w:pStyle w:val="PargrafodaLista"/>
-              <w:numPr>
-                <w:ilvl w:val="0"/>
-                <w:numId w:val="25"/>
-              </w:numPr>
-              <w:spacing w:after="20"/>
-              <w:jc w:val="both"/>
-              <w:rPr>
-                <w:rFonts w:ascii="Arial" w:hAnsi="Arial" w:cs="Arial"/>
-                <w:sz w:val="16"/>
-                <w:szCs w:val="16"/>
-              </w:rPr>
-            </w:pPr>
-            <w:r>
-              <w:rPr>
-                <w:rFonts w:ascii="Arial" w:hAnsi="Arial" w:cs="Arial"/>
-                <w:sz w:val="16"/>
-                <w:szCs w:val="16"/>
-              </w:rPr>
-              <w:t>Usar colete refletivo classe 2 e capacete</w:t>
-            </w:r>
-          </w:p>
-          <w:p>
-            <w:pPr>
-              <w:pStyle w:val="PargrafodaLista"/>
-              <w:numPr>
-                <w:ilvl w:val="0"/>
-                <w:numId w:val="25"/>
-              </w:numPr>
-              <w:spacing w:after="20"/>
-              <w:jc w:val="both"/>
-              <w:rPr>
-                <w:rFonts w:ascii="Arial" w:hAnsi="Arial" w:cs="Arial"/>
-                <w:sz w:val="16"/>
-                <w:szCs w:val="16"/>
-              </w:rPr>
-            </w:pPr>
-            <w:r>
-              <w:rPr>
-                <w:rFonts w:ascii="Arial" w:hAnsi="Arial" w:cs="Arial"/>
-                <w:sz w:val="16"/>
-                <w:szCs w:val="16"/>
-              </w:rPr>
-              <w:t>Nunca virar as costas para o veículo que se aproxima</w:t>
-            </w:r>
-          </w:p>
-          <w:p>
-            <w:pPr>
-              <w:pStyle w:val="PargrafodaLista"/>
-              <w:numPr>
-                <w:ilvl w:val="0"/>
-                <w:numId w:val="25"/>
-              </w:numPr>
-              <w:spacing w:after="20"/>
-              <w:jc w:val="both"/>
-              <w:rPr>
-                <w:rFonts w:ascii="Arial" w:hAnsi="Arial" w:cs="Arial"/>
-                <w:sz w:val="16"/>
-                <w:szCs w:val="16"/>
-              </w:rPr>
-            </w:pPr>
-            <w:r>
-              <w:rPr>
-                <w:rFonts w:ascii="Arial" w:hAnsi="Arial" w:cs="Arial"/>
-                <w:sz w:val="16"/>
-                <w:szCs w:val="16"/>
-              </w:rPr>
-              <w:t>Usar bandeirola laranja (dia) e bastão luminoso (noite)</w:t>
-            </w:r>
-          </w:p>
-          <w:p>
-            <w:pPr>
-              <w:pStyle w:val="PargrafodaLista"/>
-              <w:numPr>
-                <w:ilvl w:val="0"/>
-                <w:numId w:val="25"/>
-              </w:numPr>
-              <w:spacing w:after="20"/>
-              <w:jc w:val="both"/>
-              <w:rPr>
-                <w:rFonts w:ascii="Arial" w:hAnsi="Arial" w:cs="Arial"/>
-                <w:sz w:val="16"/>
-                <w:szCs w:val="16"/>
-              </w:rPr>
-            </w:pPr>
-            <w:r>
-              <w:rPr>
-                <w:rFonts w:ascii="Arial" w:hAnsi="Arial" w:cs="Arial"/>
-                <w:sz w:val="16"/>
-                <w:szCs w:val="16"/>
-              </w:rPr>
-              <w:t>Manter comunicação visual ou por rádio com o sinaleiro do outro extremo</w:t>
-            </w:r>
-          </w:p>
-          <w:p>
-            <w:pPr>
-              <w:spacing w:after="20"/>
-              <w:jc w:val="both"/>
-              <w:rPr>
-                <w:rFonts w:ascii="Arial" w:hAnsi="Arial" w:cs="Arial"/>
-                <w:sz w:val="16"/>
-                <w:szCs w:val="16"/>
-              </w:rPr>
-            </w:pPr>
-          </w:p>
-          <w:p>
-            <w:pPr>
-              <w:spacing w:after="20"/>
-              <w:jc w:val="both"/>
-              <w:rPr>
-                <w:rFonts w:ascii="Arial" w:hAnsi="Arial" w:cs="Arial"/>
-                <w:sz w:val="16"/>
-                <w:szCs w:val="16"/>
-              </w:rPr>
-            </w:pPr>
-            <w:r>
-              <w:rPr>
-                <w:rFonts w:ascii="Arial" w:hAnsi="Arial" w:cs="Arial"/>
-                <w:sz w:val="16"/>
-                <w:szCs w:val="16"/>
-              </w:rPr>
-              <w:lastRenderedPageBreak/>
-              <w:t>6</w:t>
-            </w:r>
-            <w:r>
-              <w:rPr>
-                <w:rFonts w:ascii="Arial" w:hAnsi="Arial" w:cs="Arial"/>
-                <w:sz w:val="16"/>
-                <w:szCs w:val="16"/>
-              </w:rPr>
-              <w:t>.4 Sinalização Noturna</w:t>
-            </w:r>
-          </w:p>
-          <w:p>
-            <w:pPr>
-              <w:spacing w:after="20"/>
-              <w:jc w:val="both"/>
-              <w:rPr>
-                <w:rFonts w:ascii="Arial" w:hAnsi="Arial" w:cs="Arial"/>
-                <w:sz w:val="16"/>
-                <w:szCs w:val="16"/>
-              </w:rPr>
-            </w:pPr>
-            <w:r>
-              <w:rPr>
-                <w:rFonts w:ascii="Arial" w:hAnsi="Arial" w:cs="Arial"/>
-                <w:sz w:val="16"/>
-                <w:szCs w:val="16"/>
-              </w:rPr>
-              <w:t>Além de todos os dispositivos diurnos, são obrigatórios: cones com luz piscante, balizadores luminosos, iluminação da frente de serviço e EPIs com fita refletiva em toda a extensão do corpo.</w:t>
-            </w:r>
-          </w:p>
-        </w:tc>
-      </w:tr>
-      <w:tr>
-        <w:trPr>
-          <w:trHeight w:val="188"/>
-        </w:trPr>
-        <w:tc>
-          <w:tcPr>
-            <w:tcW w:w="10520" w:type="dxa"/>
-            <w:gridSpan w:val="7"/>
-            <w:tcBorders>
-              <w:top w:val="nil"/>
-              <w:left w:val="single" w:sz="4" w:space="0" w:color="auto"/>
-              <w:right w:val="single" w:sz="4" w:space="0" w:color="auto"/>
-            </w:tcBorders>
-            <w:shd w:val="clear" w:color="auto" w:fill="D9D9D9" w:themeFill="background1" w:themeFillShade="D9"/>
-          </w:tcPr>
-          <w:p>
-            <w:pPr>
-              <w:pStyle w:val="PargrafodaLista"/>
-              <w:numPr>
-                <w:ilvl w:val="0"/>
-                <w:numId w:val="9"/>
-              </w:numPr>
-              <w:jc w:val="center"/>
-              <w:rPr>
-                <w:rFonts w:ascii="Arial" w:hAnsi="Arial" w:cs="Arial"/>
-                <w:b/>
-                <w:bCs/>
-                <w:sz w:val="20"/>
-                <w:szCs w:val="20"/>
-              </w:rPr>
-            </w:pPr>
-            <w:r>
-              <w:rPr>
-                <w:rFonts w:ascii="Arial" w:hAnsi="Arial" w:cs="Arial"/>
-                <w:b/>
-                <w:bCs/>
-                <w:sz w:val="20"/>
-                <w:szCs w:val="20"/>
-              </w:rPr>
               <w:lastRenderedPageBreak/>
               <w:t xml:space="preserve">EPIs &amp; </w:t>
             </w:r>
@@ -2385,17 +2414,7 @@
                 <w:sz w:val="20"/>
                 <w:szCs w:val="20"/>
               </w:rPr>
-              <w:t xml:space="preserve">Assinaturas </w:t>
-            </w:r>
-            <w:r>
-              <w:rPr>
-                <w:rFonts w:ascii="Arial" w:hAnsi="Arial" w:cs="Arial"/>
-                <w:b/>
-                <w:bCs/>
-                <w:sz w:val="20"/>
-                <w:szCs w:val="20"/>
-              </w:rPr>
-              <w:t xml:space="preserve"> </w:t>
+              <w:t xml:space="preserve">Assinaturas  </w:t>
             </w:r>
           </w:p>
         </w:tc>
@@ -2484,16 +2503,6 @@
                 <w:szCs w:val="18"/>
                 <w:shd w:val="clear" w:color="auto" w:fill="FFFFFF"/>
               </w:rPr>
-              <w:br/>
-            </w:r>
-            <w:r>
-              <w:rPr>
-                <w:rFonts w:ascii="Arial" w:hAnsi="Arial" w:cs="Arial"/>
-                <w:b/>
-                <w:sz w:val="18"/>
-                <w:szCs w:val="18"/>
-                <w:shd w:val="clear" w:color="auto" w:fill="FFFFFF"/>
-              </w:rPr>
               <w:t>_______________________________________________</w:t>
             </w:r>
           </w:p>
@@ -2522,16 +2531,6 @@
                 <w:shd w:val="clear" w:color="auto" w:fill="FFFFFF"/>
               </w:rPr>
             </w:pPr>
-            <w:r>
-              <w:rPr>
-                <w:rFonts w:ascii="Arial" w:hAnsi="Arial" w:cs="Arial"/>
-                <w:b/>
-                <w:sz w:val="18"/>
-                <w:szCs w:val="18"/>
-                <w:shd w:val="clear" w:color="auto" w:fill="FFFFFF"/>
-              </w:rPr>
-              <w:br/>
-            </w:r>
             <w:r>
               <w:rPr>
                 <w:rFonts w:ascii="Arial" w:hAnsi="Arial" w:cs="Arial"/>
@@ -2579,7 +2578,7 @@
                 <w:szCs w:val="18"/>
                 <w:shd w:val="clear" w:color="auto" w:fill="FFFFFF"/>
               </w:rPr>
-              <w:t>@nome</w:t>
+              <w:t>{{NOME}}</w:t>
             </w:r>
           </w:p>
         </w:tc>
@@ -2602,6 +2601,7 @@
                 <w:tab w:val="right" w:pos="5356"/>
               </w:tabs>
               <w:spacing w:before="60" w:after="60"/>
+              <w:jc w:val="center"/>
               <w:rPr>
                 <w:rFonts w:ascii="Arial" w:hAnsi="Arial" w:cs="Arial"/>
                 <w:sz w:val="18"/>
@@ -2616,32 +2616,7 @@
                 <w:szCs w:val="18"/>
                 <w:shd w:val="clear" w:color="auto" w:fill="FFFFFF"/>
               </w:rPr>
-              <w:tab/>
-            </w:r>
-            <w:r>
-              <w:rPr>
-                <w:rFonts w:ascii="Arial" w:hAnsi="Arial" w:cs="Arial"/>
-                <w:szCs w:val="24"/>
-                <w:shd w:val="clear" w:color="auto" w:fill="FFFFFF"/>
-              </w:rPr>
-              <w:t>@</w:t>
-            </w:r>
-            <w:r>
-              <w:rPr>
-                <w:rFonts w:ascii="Arial" w:hAnsi="Arial" w:cs="Arial"/>
-                <w:szCs w:val="24"/>
-                <w:shd w:val="clear" w:color="auto" w:fill="FFFFFF"/>
-              </w:rPr>
-              <w:t>resp_tecnico</w:t>
-            </w:r>
-            <w:r>
-              <w:rPr>
-                <w:rFonts w:ascii="Arial" w:hAnsi="Arial" w:cs="Arial"/>
-                <w:sz w:val="18"/>
-                <w:szCs w:val="18"/>
-                <w:shd w:val="clear" w:color="auto" w:fill="FFFFFF"/>
-              </w:rPr>
-              <w:tab/>
+              <w:t>{{RESP_SST}}</w:t>
             </w:r>
           </w:p>
         </w:tc>
@@ -2997,7 +2972,7 @@
         <v:path o:extrusionok="f" gradientshapeok="t" o:connecttype="rect"/>
         <o:lock v:ext="edit" aspectratio="t"/>
       </v:shapetype>
-      <v:shape id="_x0000_i1075" type="#_x0000_t75" style="width:11.25pt;height:11.25pt" o:bullet="t">
+      <v:shape id="_x0000_i1084" type="#_x0000_t75" style="width:11.2pt;height:11.2pt" o:bullet="t">
         <v:imagedata r:id="rId1" o:title="mso8E6E"/>
       </v:shape>
     </w:pict>
@@ -6461,6 +6436,7 @@
   <w:style w:type="character" w:default="1" w:styleId="Fontepargpadro">
     <w:name w:val="Default Paragraph Font"/>
     <w:uiPriority w:val="1"/>
+    <w:semiHidden/>
     <w:unhideWhenUsed/>
   </w:style>
   <w:style w:type="table" w:default="1" w:styleId="Tabelanormal">
